--- a/analysis/agent-variables-and-strategies.docx
+++ b/analysis/agent-variables-and-strategies.docx
@@ -22,7 +22,7 @@
         <w:rPr>
           <w:i/>
         </w:rPr>
-        <w:t>Generated 2026-05-31 02:02 UTC</w:t>
+        <w:t>Generated 2026-05-31 02:44 UTC</w:t>
       </w:r>
     </w:p>
     <w:p>
